--- a/Supplementary materials/Supplementary Material A.docx
+++ b/Supplementary materials/Supplementary Material A.docx
@@ -366,17 +366,22 @@
           <w:p>
             <w:pPr>
               <w:spacing w:after="0" w:line="240" w:lineRule="auto"/>
-            </w:pPr>
-            <w:r>
-              <w:rPr>
-                <w:rFonts w:ascii="Times New Roman" w:hAnsi="Times New Roman" w:eastAsia="Times New Roman"/>
-                <w:b w:val="0"/>
-                <w:sz w:val="21"/>
-              </w:rPr>
-              <w:t>Excel file containing virtual formulation screening outputs, scored candidates, top-ranked candidates, cancer-type-specific candidates, and local working-range estimation outputs.</w:t>
-            </w:r>
+              <w:rPr>
+                <w:rFonts w:ascii="Times New Roman" w:hAnsi="Times New Roman" w:eastAsia="Times New Roman"/>
+                <w:b w:val="0"/>
+                <w:sz w:val="21"/>
+              </w:rPr>
+            </w:pPr>
             <w:bookmarkStart w:id="0" w:name="_GoBack"/>
             <w:bookmarkEnd w:id="0"/>
+            <w:r>
+              <w:rPr>
+                <w:rFonts w:ascii="Times New Roman" w:hAnsi="Times New Roman" w:eastAsia="Times New Roman"/>
+                <w:b w:val="0"/>
+                <w:sz w:val="21"/>
+              </w:rPr>
+              <w:t>Excel file containing virtual formulation generation and screening outputs, including generated candidate formulations, scored candidates, top-ranked candidates, cancer-type-specific candidate tables, and model-based local working-range estimation outputs.</w:t>
+            </w:r>
           </w:p>
         </w:tc>
       </w:tr>
@@ -1873,6 +1878,12 @@
             <w:insideH w:val="single" w:color="auto" w:sz="4" w:space="0"/>
             <w:insideV w:val="single" w:color="auto" w:sz="4" w:space="0"/>
           </w:tblBorders>
+          <w:tblCellMar>
+            <w:top w:w="0" w:type="dxa"/>
+            <w:left w:w="108" w:type="dxa"/>
+            <w:bottom w:w="0" w:type="dxa"/>
+            <w:right w:w="108" w:type="dxa"/>
+          </w:tblCellMar>
         </w:tblPrEx>
         <w:trPr>
           <w:jc w:val="center"/>
@@ -9091,7 +9102,7 @@
           </w:tcPr>
           <w:p>
             <w:r>
-              <w:t>49991</w:t>
+              <w:t>50000</w:t>
             </w:r>
           </w:p>
         </w:tc>
@@ -9134,7 +9145,7 @@
           </w:tcPr>
           <w:p>
             <w:r>
-              <w:t>not separately recorded</w:t>
+              <w:t>50000</w:t>
             </w:r>
           </w:p>
         </w:tc>
@@ -9175,7 +9186,7 @@
           </w:tcPr>
           <w:p>
             <w:r>
-              <w:t>46157</w:t>
+              <w:t>50000</w:t>
             </w:r>
           </w:p>
         </w:tc>
@@ -9216,7 +9227,7 @@
           </w:tcPr>
           <w:p>
             <w:r>
-              <w:t>46157</w:t>
+              <w:t>50000</w:t>
             </w:r>
           </w:p>
         </w:tc>
@@ -9380,7 +9391,7 @@
           </w:tcPr>
           <w:p>
             <w:r>
-              <w:t>0.01 and 0.99 quantiles of the reference training distribution for Size, Zeta Potential, and Admin.</w:t>
+              <w:t>not separately specified in final_generation_meta.json</w:t>
             </w:r>
           </w:p>
         </w:tc>
@@ -9546,7 +9557,7 @@
           </w:tcPr>
           <w:p>
             <w:r>
-              <w:t>8.0 – 174.0 nm</w:t>
+              <w:t>17.0 – 45.0 nm</w:t>
             </w:r>
           </w:p>
         </w:tc>
@@ -9557,7 +9568,7 @@
           </w:tcPr>
           <w:p>
             <w:r>
-              <w:t>62</w:t>
+              <w:t>31</w:t>
             </w:r>
           </w:p>
         </w:tc>
@@ -9622,7 +9633,7 @@
           </w:tcPr>
           <w:p>
             <w:r>
-              <w:t>-14.6225 – 0.0</w:t>
+              <w:t>-3.71 – -0.038</w:t>
             </w:r>
           </w:p>
         </w:tc>
@@ -9633,7 +9644,7 @@
           </w:tcPr>
           <w:p>
             <w:r>
-              <w:t>-4.5</w:t>
+              <w:t>-1.587</w:t>
             </w:r>
           </w:p>
         </w:tc>
@@ -9698,7 +9709,7 @@
           </w:tcPr>
           <w:p>
             <w:r>
-              <w:t>0.3458 – 4.25</w:t>
+              <w:t>67.052 – 252.397</w:t>
             </w:r>
           </w:p>
         </w:tc>
@@ -9709,7 +9720,7 @@
           </w:tcPr>
           <w:p>
             <w:r>
-              <w:t>1</w:t>
+              <w:t>146.575</w:t>
             </w:r>
           </w:p>
         </w:tc>
